--- a/파이썬-심화-데이터분석/06_NumPy_정리본.docx
+++ b/파이썬-심화-데이터분석/06_NumPy_정리본.docx
@@ -3167,501 +3167,6 @@
         </w:tc>
       </w:tr>
     </w:tbl>
-    <w:p>
-      <w:r>
-        <w:br w:type="page"/>
-      </w:r>
-    </w:p>
-    <w:p>
-      <w:pPr>
-        <w:pStyle w:val="Heading1"/>
-      </w:pPr>
-      <w:r>
-        <w:t xml:space="preserve">7. 확인 퀴즈</w:t>
-      </w:r>
-    </w:p>
-    <w:p>
-      <w:pPr>
-        <w:spacing w:after="120" w:line="276"/>
-      </w:pPr>
-      <w:r>
-        <w:t xml:space="preserve">총 10문항. 풀어본 뒤 다음 페이지 정답으로 채점하세요.</w:t>
-      </w:r>
-    </w:p>
-    <w:p>
-      <w:pPr>
-        <w:pStyle w:val="ListParagraph"/>
-        <w:numPr>
-          <w:ilvl w:val="0"/>
-          <w:numId w:val="2"/>
-        </w:numPr>
-        <w:spacing w:after="80" w:line="264"/>
-      </w:pPr>
-      <w:r>
-        <w:t xml:space="preserve">[1,2,3] * 3 과 np.array([1,2,3]) * 3 의 결과는 각각 무엇인가?</w:t>
-      </w:r>
-    </w:p>
-    <w:p>
-      <w:pPr>
-        <w:pStyle w:val="ListParagraph"/>
-        <w:numPr>
-          <w:ilvl w:val="0"/>
-          <w:numId w:val="2"/>
-        </w:numPr>
-        <w:spacing w:after="80" w:line="264"/>
-      </w:pPr>
-      <w:r>
-        <w:t xml:space="preserve">배열에 정수와 소수가 섞이면 dtype은 무엇으로 통일되는가?</w:t>
-      </w:r>
-    </w:p>
-    <w:p>
-      <w:pPr>
-        <w:pStyle w:val="ListParagraph"/>
-        <w:numPr>
-          <w:ilvl w:val="0"/>
-          <w:numId w:val="2"/>
-        </w:numPr>
-        <w:spacing w:after="80" w:line="264"/>
-      </w:pPr>
-      <w:r>
-        <w:t xml:space="preserve">arange와 linspace의 차이(끝값 포함 여부, 지정 항목)는?</w:t>
-      </w:r>
-    </w:p>
-    <w:p>
-      <w:pPr>
-        <w:pStyle w:val="ListParagraph"/>
-        <w:numPr>
-          <w:ilvl w:val="0"/>
-          <w:numId w:val="2"/>
-        </w:numPr>
-        <w:spacing w:after="80" w:line="264"/>
-      </w:pPr>
-      <w:r>
-        <w:t xml:space="preserve">arr.shape 뒤에 괄호를 붙이지 않는 이유는?</w:t>
-      </w:r>
-    </w:p>
-    <w:p>
-      <w:pPr>
-        <w:pStyle w:val="ListParagraph"/>
-        <w:numPr>
-          <w:ilvl w:val="0"/>
-          <w:numId w:val="2"/>
-        </w:numPr>
-        <w:spacing w:after="80" w:line="264"/>
-      </w:pPr>
-      <w:r>
-        <w:t xml:space="preserve">2차원 X에서 X[0] 과 X[:, 1] 은 각각 무엇을 선택하는가?</w:t>
-      </w:r>
-    </w:p>
-    <w:p>
-      <w:pPr>
-        <w:pStyle w:val="ListParagraph"/>
-        <w:numPr>
-          <w:ilvl w:val="0"/>
-          <w:numId w:val="2"/>
-        </w:numPr>
-        <w:spacing w:after="80" w:line="264"/>
-      </w:pPr>
-      <w:r>
-        <w:t xml:space="preserve">scores &gt; 90 은 무엇을 반환하며, scores[scores &gt; 90] 은 무엇을 하는가?</w:t>
-      </w:r>
-    </w:p>
-    <w:p>
-      <w:pPr>
-        <w:pStyle w:val="ListParagraph"/>
-        <w:numPr>
-          <w:ilvl w:val="0"/>
-          <w:numId w:val="2"/>
-        </w:numPr>
-        <w:spacing w:after="80" w:line="264"/>
-      </w:pPr>
-      <w:r>
-        <w:t xml:space="preserve">기본 슬라이싱 X[:, 0]으로 얻은 배열을 수정하면 원본은 어떻게 되는가? 원본을 지키려면?</w:t>
-      </w:r>
-    </w:p>
-    <w:p>
-      <w:pPr>
-        <w:pStyle w:val="ListParagraph"/>
-        <w:numPr>
-          <w:ilvl w:val="0"/>
-          <w:numId w:val="2"/>
-        </w:numPr>
-        <w:spacing w:after="80" w:line="264"/>
-      </w:pPr>
-      <w:r>
-        <w:t xml:space="preserve">reshape가 실패(ValueError)하는 경우와, -1의 역할은?</w:t>
-      </w:r>
-    </w:p>
-    <w:p>
-      <w:pPr>
-        <w:pStyle w:val="ListParagraph"/>
-        <w:numPr>
-          <w:ilvl w:val="0"/>
-          <w:numId w:val="2"/>
-        </w:numPr>
-        <w:spacing w:after="80" w:line="264"/>
-      </w:pPr>
-      <w:r>
-        <w:t xml:space="preserve">flatten과 .T는 각각 무엇을 하는가?</w:t>
-      </w:r>
-    </w:p>
-    <w:p>
-      <w:pPr>
-        <w:pStyle w:val="ListParagraph"/>
-        <w:numPr>
-          <w:ilvl w:val="0"/>
-          <w:numId w:val="2"/>
-        </w:numPr>
-        <w:spacing w:after="80" w:line="264"/>
-      </w:pPr>
-      <w:r>
-        <w:t xml:space="preserve">M.sum(axis=0) 과 M.sum(axis=1) 은 각각 열별/행별 중 무엇을 계산하는가?</w:t>
-      </w:r>
-    </w:p>
-    <w:p>
-      <w:r>
-        <w:br w:type="page"/>
-      </w:r>
-    </w:p>
-    <w:p>
-      <w:pPr>
-        <w:pStyle w:val="Heading1"/>
-      </w:pPr>
-      <w:r>
-        <w:t xml:space="preserve">정답 및 해설</w:t>
-      </w:r>
-    </w:p>
-    <w:p>
-      <w:pPr>
-        <w:shd w:fill="E2EFDA" w:val="clear"/>
-        <w:spacing w:after="100" w:line="264"/>
-      </w:pPr>
-      <w:r>
-        <w:rPr>
-          <w:b/>
-          <w:bCs/>
-          <w:color w:val="375623"/>
-        </w:rPr>
-        <w:t xml:space="preserve">1. </w:t>
-      </w:r>
-      <w:r>
-        <w:t xml:space="preserve">리스트는 </w:t>
-      </w:r>
-      <w:r>
-        <w:rPr>
-          <w:b/>
-          <w:bCs/>
-        </w:rPr>
-        <w:t xml:space="preserve">[1,2,3,1,2,3,1,2,3] (반복)</w:t>
-      </w:r>
-      <w:r>
-        <w:t xml:space="preserve">, 배열은 </w:t>
-      </w:r>
-      <w:r>
-        <w:rPr>
-          <w:b/>
-          <w:bCs/>
-        </w:rPr>
-        <w:t xml:space="preserve">[3 6 9] (원소별 곱)</w:t>
-      </w:r>
-      <w:r>
-        <w:t xml:space="preserve">.</w:t>
-      </w:r>
-    </w:p>
-    <w:p>
-      <w:pPr>
-        <w:shd w:fill="E2EFDA" w:val="clear"/>
-        <w:spacing w:after="100" w:line="264"/>
-      </w:pPr>
-      <w:r>
-        <w:rPr>
-          <w:b/>
-          <w:bCs/>
-          <w:color w:val="375623"/>
-        </w:rPr>
-        <w:t xml:space="preserve">2. </w:t>
-      </w:r>
-      <w:r>
-        <w:rPr>
-          <w:b/>
-          <w:bCs/>
-        </w:rPr>
-        <w:t xml:space="preserve">float64</w:t>
-      </w:r>
-      <w:r>
-        <w:t xml:space="preserve"> (정수+소수 → 소수). 숫자+문자면 문자열(&lt;U…)로 승격.</w:t>
-      </w:r>
-    </w:p>
-    <w:p>
-      <w:pPr>
-        <w:shd w:fill="E2EFDA" w:val="clear"/>
-        <w:spacing w:after="100" w:line="264"/>
-      </w:pPr>
-      <w:r>
-        <w:rPr>
-          <w:b/>
-          <w:bCs/>
-          <w:color w:val="375623"/>
-        </w:rPr>
-        <w:t xml:space="preserve">3. </w:t>
-      </w:r>
-      <w:r>
-        <w:rPr>
-          <w:b/>
-          <w:bCs/>
-        </w:rPr>
-        <w:t xml:space="preserve">arange는 간격 지정·끝값 미포함</w:t>
-      </w:r>
-      <w:r>
-        <w:t xml:space="preserve">, </w:t>
-      </w:r>
-      <w:r>
-        <w:rPr>
-          <w:b/>
-          <w:bCs/>
-        </w:rPr>
-        <w:t xml:space="preserve">linspace는 개수 지정·끝값 포함</w:t>
-      </w:r>
-      <w:r>
-        <w:t xml:space="preserve">.</w:t>
-      </w:r>
-    </w:p>
-    <w:p>
-      <w:pPr>
-        <w:shd w:fill="E2EFDA" w:val="clear"/>
-        <w:spacing w:after="100" w:line="264"/>
-      </w:pPr>
-      <w:r>
-        <w:rPr>
-          <w:b/>
-          <w:bCs/>
-          <w:color w:val="375623"/>
-        </w:rPr>
-        <w:t xml:space="preserve">4. </w:t>
-      </w:r>
-      <w:r>
-        <w:rPr>
-          <w:b/>
-          <w:bCs/>
-        </w:rPr>
-        <w:t xml:space="preserve">shape는 메서드가 아니라 속성</w:t>
-      </w:r>
-      <w:r>
-        <w:t xml:space="preserve">이기 때문(ndim·size·dtype도 동일).</w:t>
-      </w:r>
-    </w:p>
-    <w:p>
-      <w:pPr>
-        <w:shd w:fill="E2EFDA" w:val="clear"/>
-        <w:spacing w:after="100" w:line="264"/>
-      </w:pPr>
-      <w:r>
-        <w:rPr>
-          <w:b/>
-          <w:bCs/>
-          <w:color w:val="375623"/>
-        </w:rPr>
-        <w:t xml:space="preserve">5. </w:t>
-      </w:r>
-      <w:r>
-        <w:rPr>
-          <w:b/>
-          <w:bCs/>
-        </w:rPr>
-        <w:t xml:space="preserve">X[0]은 첫 번째 행 전체</w:t>
-      </w:r>
-      <w:r>
-        <w:t xml:space="preserve">, </w:t>
-      </w:r>
-      <w:r>
-        <w:rPr>
-          <w:b/>
-          <w:bCs/>
-        </w:rPr>
-        <w:t xml:space="preserve">X[:, 1]은 모든 행의 2번째 열</w:t>
-      </w:r>
-      <w:r>
-        <w:t xml:space="preserve">.</w:t>
-      </w:r>
-    </w:p>
-    <w:p>
-      <w:pPr>
-        <w:shd w:fill="E2EFDA" w:val="clear"/>
-        <w:spacing w:after="100" w:line="264"/>
-      </w:pPr>
-      <w:r>
-        <w:rPr>
-          <w:b/>
-          <w:bCs/>
-          <w:color w:val="375623"/>
-        </w:rPr>
-        <w:t xml:space="preserve">6. </w:t>
-      </w:r>
-      <w:r>
-        <w:rPr>
-          <w:b/>
-          <w:bCs/>
-        </w:rPr>
-        <w:t xml:space="preserve">True/False로 이루어진 마스크(bool 배열)</w:t>
-      </w:r>
-      <w:r>
-        <w:t xml:space="preserve"> 를 반환하고, </w:t>
-      </w:r>
-      <w:r>
-        <w:rPr>
-          <w:b/>
-          <w:bCs/>
-        </w:rPr>
-        <w:t xml:space="preserve">scores[...]은 True 위치의 값만 추출</w:t>
-      </w:r>
-      <w:r>
-        <w:t xml:space="preserve">한다.</w:t>
-      </w:r>
-    </w:p>
-    <w:p>
-      <w:pPr>
-        <w:shd w:fill="E2EFDA" w:val="clear"/>
-        <w:spacing w:after="100" w:line="264"/>
-      </w:pPr>
-      <w:r>
-        <w:rPr>
-          <w:b/>
-          <w:bCs/>
-          <w:color w:val="375623"/>
-        </w:rPr>
-        <w:t xml:space="preserve">7. </w:t>
-      </w:r>
-      <w:r>
-        <w:rPr>
-          <w:b/>
-          <w:bCs/>
-        </w:rPr>
-        <w:t xml:space="preserve">원본도 함께 바뀐다</w:t>
-      </w:r>
-      <w:r>
-        <w:t xml:space="preserve">(슬라이싱은 뷰=메모리 공유). 지키려면 </w:t>
-      </w:r>
-      <w:r>
-        <w:rPr>
-          <w:b/>
-          <w:bCs/>
-        </w:rPr>
-        <w:t xml:space="preserve">.copy()</w:t>
-      </w:r>
-      <w:r>
-        <w:t xml:space="preserve"> 로 독립 복사본을 만든다.</w:t>
-      </w:r>
-    </w:p>
-    <w:p>
-      <w:pPr>
-        <w:shd w:fill="E2EFDA" w:val="clear"/>
-        <w:spacing w:after="100" w:line="264"/>
-      </w:pPr>
-      <w:r>
-        <w:rPr>
-          <w:b/>
-          <w:bCs/>
-          <w:color w:val="375623"/>
-        </w:rPr>
-        <w:t xml:space="preserve">8. </w:t>
-      </w:r>
-      <w:r>
-        <w:rPr>
-          <w:b/>
-          <w:bCs/>
-        </w:rPr>
-        <w:t xml:space="preserve">전후 전체 원소 수가 다르면 ValueError</w:t>
-      </w:r>
-      <w:r>
-        <w:t xml:space="preserve">. -1은 </w:t>
-      </w:r>
-      <w:r>
-        <w:rPr>
-          <w:b/>
-          <w:bCs/>
-        </w:rPr>
-        <w:t xml:space="preserve">한 축 크기를 나머지로 자동 계산</w:t>
-      </w:r>
-      <w:r>
-        <w:t xml:space="preserve">(한 축에만 사용).</w:t>
-      </w:r>
-    </w:p>
-    <w:p>
-      <w:pPr>
-        <w:shd w:fill="E2EFDA" w:val="clear"/>
-        <w:spacing w:after="100" w:line="264"/>
-      </w:pPr>
-      <w:r>
-        <w:rPr>
-          <w:b/>
-          <w:bCs/>
-          <w:color w:val="375623"/>
-        </w:rPr>
-        <w:t xml:space="preserve">9. </w:t>
-      </w:r>
-      <w:r>
-        <w:rPr>
-          <w:b/>
-          <w:bCs/>
-        </w:rPr>
-        <w:t xml:space="preserve">flatten = 다차원을 1차원으로 펼침</w:t>
-      </w:r>
-      <w:r>
-        <w:t xml:space="preserve">, </w:t>
-      </w:r>
-      <w:r>
-        <w:rPr>
-          <w:b/>
-          <w:bCs/>
-        </w:rPr>
-        <w:t xml:space="preserve">.T = 행과 열을 교환(전치)</w:t>
-      </w:r>
-      <w:r>
-        <w:t xml:space="preserve">.</w:t>
-      </w:r>
-    </w:p>
-    <w:p>
-      <w:pPr>
-        <w:shd w:fill="E2EFDA" w:val="clear"/>
-        <w:spacing w:after="100" w:line="264"/>
-      </w:pPr>
-      <w:r>
-        <w:rPr>
-          <w:b/>
-          <w:bCs/>
-          <w:color w:val="375623"/>
-        </w:rPr>
-        <w:t xml:space="preserve">10. </w:t>
-      </w:r>
-      <w:r>
-        <w:rPr>
-          <w:b/>
-          <w:bCs/>
-        </w:rPr>
-        <w:t xml:space="preserve">axis=0 = 열별 합</w:t>
-      </w:r>
-      <w:r>
-        <w:t xml:space="preserve">(행 접힘), </w:t>
-      </w:r>
-      <w:r>
-        <w:rPr>
-          <w:b/>
-          <w:bCs/>
-        </w:rPr>
-        <w:t xml:space="preserve">axis=1 = 행별 합</w:t>
-      </w:r>
-      <w:r>
-        <w:t xml:space="preserve">(열 접힘).</w:t>
-      </w:r>
-    </w:p>
-    <w:p>
-      <w:pPr>
-        <w:spacing w:after="60"/>
-      </w:pPr>
-      <w:r>
-        <w:t xml:space="preserve"/>
-      </w:r>
-    </w:p>
     <w:tbl>
       <w:tblPr>
         <w:tblW w:type="dxa" w:w="9360"/>
